--- a/ReactApps/StateAndProps.docx
+++ b/ReactApps/StateAndProps.docx
@@ -2252,8 +2252,6 @@
           <w:lang w:bidi="te-IN"/>
         </w:rPr>
       </w:pPr>
-      <w:bookmarkStart w:id="0" w:name="_GoBack"/>
-      <w:bookmarkEnd w:id="0"/>
       <w:r>
         <w:rPr>
           <w:rFonts w:ascii="Arial" w:eastAsia="Times New Roman" w:hAnsi="Arial" w:cs="Arial"/>
@@ -3383,9 +3381,8 @@
           <w:rFonts w:ascii="Arial" w:eastAsia="Times New Roman" w:hAnsi="Arial" w:cs="Arial"/>
           <w:sz w:val="24"/>
           <w:szCs w:val="24"/>
-          <w:lang w:bidi="te-IN"/>
-        </w:rPr>
-        <w:object w:dxaOrig="1440" w:dyaOrig="1440">
+        </w:rPr>
+        <w:object w:dxaOrig="225" w:dyaOrig="225">
           <v:shapetype id="_x0000_t75" coordsize="21600,21600" o:spt="75" o:preferrelative="t" path="m@4@5l@4@11@9@11@9@5xe" filled="f" stroked="f">
             <v:stroke joinstyle="miter"/>
             <v:formulas>
@@ -3405,14 +3402,20 @@
             <v:path o:extrusionok="f" gradientshapeok="t" o:connecttype="rect"/>
             <o:lock v:ext="edit" aspectratio="t"/>
           </v:shapetype>
-          <v:shape id="_x0000_i1051" type="#_x0000_t75" style="width:136.5pt;height:57.5pt" o:ole="">
+          <v:shape id="_x0000_i1029" type="#_x0000_t75" style="width:136.5pt;height:57.85pt" o:ole="">
             <v:imagedata r:id="rId18" o:title=""/>
           </v:shape>
-          <w:control r:id="rId19" w:name="DefaultOcxName" w:shapeid="_x0000_i1051"/>
+          <w:control r:id="rId19" w:name="DefaultOcxName" w:shapeid="_x0000_i1029"/>
         </w:object>
       </w:r>
     </w:p>
-    <w:p/>
+    <w:p>
+      <w:r>
+        <w:t>------------</w:t>
+      </w:r>
+      <w:bookmarkStart w:id="0" w:name="_GoBack"/>
+      <w:bookmarkEnd w:id="0"/>
+    </w:p>
     <w:sectPr>
       <w:pgSz w:w="12240" w:h="15840"/>
       <w:pgMar w:top="1440" w:right="1440" w:bottom="1440" w:left="1440" w:header="720" w:footer="720" w:gutter="0"/>
